--- a/EXPORTS/DOCX/published/niveau3/Dutch/ZeeuwschGenootschap.docx
+++ b/EXPORTS/DOCX/published/niveau3/Dutch/ZeeuwschGenootschap.docx
@@ -627,7 +627,50 @@
           <w:color w:val="000000"/>
           <w:sz w:val="24"/>
         </w:rPr>
-        <w:t xml:space="preserve">sten bij het </w:t>
+        <w:hyperlink r:id="rId10" w:history="1">
+          <w:r>
+            <w:rPr>
+              <w:rStyle w:val="Hyperlink"/>
+            </w:rPr>
+            <w:t>sten bi</w:t>
+          </w:r>
+        </w:hyperlink>
+      </w:r>
+      <w:r>
+        <w:rPr>
+          <w:u w:val="single" w:color="0000ff"/>
+          <w:rFonts w:ascii="Charis SIL Regular" w:hAnsi="Charis SIL Regular" w:eastAsia="Charis SIL Regular"/>
+          <w:b w:val="0"/>
+          <w:i w:val="0"/>
+          <w:color w:val="000000"/>
+          <w:sz w:val="24"/>
+        </w:rPr>
+        <w:hyperlink r:id="rId10" w:history="1">
+          <w:r>
+            <w:rPr>
+              <w:rStyle w:val="Hyperlink"/>
+            </w:rPr>
+            <w:t>j</w:t>
+          </w:r>
+        </w:hyperlink>
+      </w:r>
+      <w:r>
+        <w:rPr>
+          <w:u w:val="single" w:color="0000ff"/>
+          <w:rFonts w:ascii="Charis SIL Regular" w:hAnsi="Charis SIL Regular" w:eastAsia="Charis SIL Regular"/>
+          <w:b w:val="0"/>
+          <w:i w:val="0"/>
+          <w:color w:val="000000"/>
+          <w:sz w:val="24"/>
+        </w:rPr>
+        <w:hyperlink r:id="rId10" w:history="1">
+          <w:r>
+            <w:rPr>
+              <w:rStyle w:val="Hyperlink"/>
+            </w:rPr>
+            <w:t xml:space="preserve"> het </w:t>
+          </w:r>
+        </w:hyperlink>
       </w:r>
       <w:r>
         <w:rPr>
@@ -638,7 +681,7 @@
           <w:sz w:val="24"/>
           <w:u w:val="single"/>
         </w:rPr>
-        <w:hyperlink r:id="rId12" w:history="1">
+        <w:hyperlink r:id="rId10" w:history="1">
           <w:r>
             <w:rPr>
               <w:rStyle w:val="Hyperlink"/>
@@ -646,6 +689,16 @@
             <w:t>Zeeu</w:t>
           </w:r>
         </w:hyperlink>
+      </w:r>
+      <w:r>
+        <w:rPr>
+          <w:rFonts w:ascii="Charis SIL Regular" w:hAnsi="Charis SIL Regular" w:eastAsia="Charis SIL Regular"/>
+          <w:b w:val="0"/>
+          <w:i w:val="0"/>
+          <w:color w:val="0000FF"/>
+          <w:sz w:val="24"/>
+        </w:rPr>
+        <w:t>ws Arc</w:t>
       </w:r>
       <w:r>
         <w:rPr>
@@ -656,54 +709,7 @@
           <w:sz w:val="24"/>
           <w:u w:val="single"/>
         </w:rPr>
-        <w:hyperlink r:id="rId12" w:history="1">
-          <w:r>
-            <w:rPr>
-              <w:rStyle w:val="Hyperlink"/>
-            </w:rPr>
-            <w:t>ws</w:t>
-          </w:r>
-        </w:hyperlink>
-      </w:r>
-      <w:r>
-        <w:rPr>
-          <w:rFonts w:ascii="Charis SIL Regular" w:hAnsi="Charis SIL Regular" w:eastAsia="Charis SIL Regular"/>
-          <w:b w:val="0"/>
-          <w:i w:val="0"/>
-          <w:color w:val="0000FF"/>
-          <w:sz w:val="24"/>
-          <w:u w:val="single"/>
-        </w:rPr>
-        <w:t xml:space="preserve"> </w:t>
-      </w:r>
-      <w:r>
-        <w:rPr>
-          <w:rFonts w:ascii="Charis SIL Regular" w:hAnsi="Charis SIL Regular" w:eastAsia="Charis SIL Regular"/>
-          <w:b w:val="0"/>
-          <w:i w:val="0"/>
-          <w:color w:val="0000FF"/>
-          <w:sz w:val="24"/>
-          <w:u w:val="single"/>
-        </w:rPr>
-        <w:hyperlink r:id="rId12" w:history="1">
-          <w:r>
-            <w:rPr>
-              <w:rStyle w:val="Hyperlink"/>
-            </w:rPr>
-            <w:t>Arc</w:t>
-          </w:r>
-        </w:hyperlink>
-      </w:r>
-      <w:r>
-        <w:rPr>
-          <w:rFonts w:ascii="Charis SIL Regular" w:hAnsi="Charis SIL Regular" w:eastAsia="Charis SIL Regular"/>
-          <w:b w:val="0"/>
-          <w:i w:val="0"/>
-          <w:color w:val="0000FF"/>
-          <w:sz w:val="24"/>
-          <w:u w:val="single"/>
-        </w:rPr>
-        <w:hyperlink r:id="rId12" w:history="1">
+        <w:hyperlink r:id="rId11" w:history="1">
           <w:r>
             <w:rPr>
               <w:rStyle w:val="Hyperlink"/>
@@ -776,7 +782,7 @@
           <w:sz w:val="24"/>
           <w:u w:val="single"/>
         </w:rPr>
-        <w:hyperlink r:id="rId13" w:history="1">
+        <w:hyperlink r:id="rId12" w:history="1">
           <w:r>
             <w:rPr>
               <w:rStyle w:val="Hyperlink"/>
@@ -805,7 +811,7 @@
           <w:sz w:val="24"/>
           <w:u w:val="single"/>
         </w:rPr>
-        <w:hyperlink r:id="rId13" w:history="1">
+        <w:hyperlink r:id="rId12" w:history="1">
           <w:r>
             <w:rPr>
               <w:rStyle w:val="Hyperlink"/>
@@ -823,6 +829,84 @@
           <w:sz w:val="24"/>
         </w:rPr>
         <w:t xml:space="preserve"> en fossielen, sche</w:t>
+      </w:r>
+      <w:r>
+        <w:rPr>
+          <w:u w:val="single" w:color="0000ff"/>
+          <w:rFonts w:ascii="Charis SIL Regular" w:hAnsi="Charis SIL Regular" w:eastAsia="Charis SIL Regular"/>
+          <w:b w:val="0"/>
+          <w:i w:val="0"/>
+          <w:color w:val="000000"/>
+          <w:sz w:val="24"/>
+        </w:rPr>
+        <w:hyperlink r:id="rId13" w:history="1">
+          <w:r>
+            <w:rPr>
+              <w:rStyle w:val="Hyperlink"/>
+            </w:rPr>
+            <w:t>lpen en</w:t>
+          </w:r>
+        </w:hyperlink>
+      </w:r>
+      <w:r>
+        <w:rPr>
+          <w:u w:val="single" w:color="0000ff"/>
+          <w:rFonts w:ascii="Charis SIL Regular" w:hAnsi="Charis SIL Regular" w:eastAsia="Charis SIL Regular"/>
+          <w:b w:val="0"/>
+          <w:i w:val="0"/>
+          <w:color w:val="000000"/>
+          <w:sz w:val="24"/>
+        </w:rPr>
+        <w:t xml:space="preserve"> </w:t>
+      </w:r>
+      <w:r>
+        <w:rPr>
+          <w:u w:val="single" w:color="0000ff"/>
+          <w:rFonts w:ascii="Charis SIL Regular" w:hAnsi="Charis SIL Regular" w:eastAsia="Charis SIL Regular"/>
+          <w:b w:val="0"/>
+          <w:i w:val="0"/>
+          <w:color w:val="000000"/>
+          <w:sz w:val="24"/>
+        </w:rPr>
+        <w:hyperlink r:id="rId13" w:history="1">
+          <w:r>
+            <w:rPr>
+              <w:rStyle w:val="Hyperlink"/>
+            </w:rPr>
+            <w:t>minera</w:t>
+          </w:r>
+        </w:hyperlink>
+      </w:r>
+      <w:r>
+        <w:rPr>
+          <w:u w:val="single" w:color="0000ff"/>
+          <w:rFonts w:ascii="Charis SIL Regular" w:hAnsi="Charis SIL Regular" w:eastAsia="Charis SIL Regular"/>
+          <w:b w:val="0"/>
+          <w:i w:val="0"/>
+          <w:color w:val="000000"/>
+          <w:sz w:val="24"/>
+        </w:rPr>
+        <w:t>l</w:t>
+      </w:r>
+      <w:r>
+        <w:rPr>
+          <w:rFonts w:ascii="Charis SIL Regular" w:hAnsi="Charis SIL Regular" w:eastAsia="Charis SIL Regular"/>
+          <w:b w:val="0"/>
+          <w:i w:val="0"/>
+          <w:color w:val="000000"/>
+          <w:sz w:val="24"/>
+        </w:rPr>
+        <w:t xml:space="preserve">en, </w:t>
+      </w:r>
+      <w:r>
+        <w:rPr>
+          <w:rFonts w:ascii="Charis SIL Regular" w:hAnsi="Charis SIL Regular" w:eastAsia="Charis SIL Regular"/>
+          <w:b w:val="0"/>
+          <w:i w:val="0"/>
+          <w:color w:val="000000"/>
+          <w:sz w:val="24"/>
+        </w:rPr>
+        <w:t>deels afkomstig van de overzee</w:t>
       </w:r>
       <w:r>
         <w:rPr>
@@ -838,20 +922,9 @@
             <w:rPr>
               <w:rStyle w:val="Hyperlink"/>
             </w:rPr>
-            <w:t>lpen en</w:t>
+            <w:t>se koloni</w:t>
           </w:r>
         </w:hyperlink>
-      </w:r>
-      <w:r>
-        <w:rPr>
-          <w:u w:val="single" w:color="0000ff"/>
-          <w:rFonts w:ascii="Charis SIL Regular" w:hAnsi="Charis SIL Regular" w:eastAsia="Charis SIL Regular"/>
-          <w:b w:val="0"/>
-          <w:i w:val="0"/>
-          <w:color w:val="000000"/>
-          <w:sz w:val="24"/>
-        </w:rPr>
-        <w:t xml:space="preserve"> </w:t>
       </w:r>
       <w:r>
         <w:rPr>
@@ -863,73 +936,6 @@
           <w:sz w:val="24"/>
         </w:rPr>
         <w:hyperlink r:id="rId12" w:history="1">
-          <w:r>
-            <w:rPr>
-              <w:rStyle w:val="Hyperlink"/>
-            </w:rPr>
-            <w:t>minera</w:t>
-          </w:r>
-        </w:hyperlink>
-      </w:r>
-      <w:r>
-        <w:rPr>
-          <w:u w:val="single" w:color="0000ff"/>
-          <w:rFonts w:ascii="Charis SIL Regular" w:hAnsi="Charis SIL Regular" w:eastAsia="Charis SIL Regular"/>
-          <w:b w:val="0"/>
-          <w:i w:val="0"/>
-          <w:color w:val="000000"/>
-          <w:sz w:val="24"/>
-        </w:rPr>
-        <w:t>l</w:t>
-      </w:r>
-      <w:r>
-        <w:rPr>
-          <w:rFonts w:ascii="Charis SIL Regular" w:hAnsi="Charis SIL Regular" w:eastAsia="Charis SIL Regular"/>
-          <w:b w:val="0"/>
-          <w:i w:val="0"/>
-          <w:color w:val="000000"/>
-          <w:sz w:val="24"/>
-        </w:rPr>
-        <w:t xml:space="preserve">en, </w:t>
-      </w:r>
-      <w:r>
-        <w:rPr>
-          <w:rFonts w:ascii="Charis SIL Regular" w:hAnsi="Charis SIL Regular" w:eastAsia="Charis SIL Regular"/>
-          <w:b w:val="0"/>
-          <w:i w:val="0"/>
-          <w:color w:val="000000"/>
-          <w:sz w:val="24"/>
-        </w:rPr>
-        <w:t>deels afkomstig van de overzee</w:t>
-      </w:r>
-      <w:r>
-        <w:rPr>
-          <w:u w:val="single" w:color="0000ff"/>
-          <w:rFonts w:ascii="Charis SIL Regular" w:hAnsi="Charis SIL Regular" w:eastAsia="Charis SIL Regular"/>
-          <w:b w:val="0"/>
-          <w:i w:val="0"/>
-          <w:color w:val="000000"/>
-          <w:sz w:val="24"/>
-        </w:rPr>
-        <w:hyperlink r:id="rId13" w:history="1">
-          <w:r>
-            <w:rPr>
-              <w:rStyle w:val="Hyperlink"/>
-            </w:rPr>
-            <w:t>se koloni</w:t>
-          </w:r>
-        </w:hyperlink>
-      </w:r>
-      <w:r>
-        <w:rPr>
-          <w:u w:val="single" w:color="0000ff"/>
-          <w:rFonts w:ascii="Charis SIL Regular" w:hAnsi="Charis SIL Regular" w:eastAsia="Charis SIL Regular"/>
-          <w:b w:val="0"/>
-          <w:i w:val="0"/>
-          <w:color w:val="000000"/>
-          <w:sz w:val="24"/>
-        </w:rPr>
-        <w:hyperlink r:id="rId13" w:history="1">
           <w:r>
             <w:rPr>
               <w:rStyle w:val="Hyperlink"/>
@@ -2014,7 +2020,7 @@
           <w:sz w:val="24"/>
           <w:u w:val="single"/>
         </w:rPr>
-        <w:hyperlink r:id="rId12" w:history="1">
+        <w:hyperlink r:id="rId13" w:history="1">
           <w:r>
             <w:rPr>
               <w:rStyle w:val="Hyperlink"/>
@@ -2043,7 +2049,7 @@
           <w:sz w:val="24"/>
           <w:u w:val="single"/>
         </w:rPr>
-        <w:hyperlink r:id="rId12" w:history="1">
+        <w:hyperlink r:id="rId13" w:history="1">
           <w:r>
             <w:rPr>
               <w:rStyle w:val="Hyperlink"/>
@@ -2254,7 +2260,7 @@
           <w:color w:val="000000"/>
           <w:sz w:val="24"/>
         </w:rPr>
-        <w:hyperlink r:id="rId12" w:history="1">
+        <w:hyperlink r:id="rId13" w:history="1">
           <w:r>
             <w:rPr>
               <w:rStyle w:val="Hyperlink"/>
@@ -2283,7 +2289,7 @@
           <w:color w:val="000000"/>
           <w:sz w:val="24"/>
         </w:rPr>
-        <w:hyperlink r:id="rId12" w:history="1">
+        <w:hyperlink r:id="rId13" w:history="1">
           <w:r>
             <w:rPr>
               <w:rStyle w:val="Hyperlink"/>
@@ -2727,77 +2733,13 @@
       </w:r>
       <w:r>
         <w:rPr>
-          <w:u w:val="single" w:color="0000ff"/>
           <w:rFonts w:ascii="Charis SIL Regular" w:hAnsi="Charis SIL Regular" w:eastAsia="Charis SIL Regular"/>
           <w:b w:val="0"/>
           <w:i w:val="0"/>
           <w:color w:val="000000"/>
           <w:sz w:val="24"/>
         </w:rPr>
-        <w:hyperlink r:id="rId24" w:history="1">
-          <w:r>
-            <w:rPr>
-              <w:rStyle w:val="Hyperlink"/>
-            </w:rPr>
-            <w:t>materiaal voor herkom</w:t>
-          </w:r>
-        </w:hyperlink>
-      </w:r>
-      <w:r>
-        <w:rPr>
-          <w:rFonts w:ascii="Charis SIL Regular" w:hAnsi="Charis SIL Regular" w:eastAsia="Charis SIL Regular"/>
-          <w:b w:val="0"/>
-          <w:i w:val="0"/>
-          <w:color w:val="000000"/>
-          <w:sz w:val="24"/>
-        </w:rPr>
-        <w:t>stonder</w:t>
-      </w:r>
-      <w:r>
-        <w:rPr>
-          <w:u w:val="single" w:color="0000ff"/>
-          <w:rFonts w:ascii="Charis SIL Regular" w:hAnsi="Charis SIL Regular" w:eastAsia="Charis SIL Regular"/>
-          <w:b w:val="0"/>
-          <w:i w:val="0"/>
-          <w:color w:val="000000"/>
-          <w:sz w:val="24"/>
-        </w:rPr>
-        <w:hyperlink r:id="rId25" w:history="1">
-          <w:r>
-            <w:rPr>
-              <w:rStyle w:val="Hyperlink"/>
-            </w:rPr>
-            <w:t>zoek b</w:t>
-          </w:r>
-        </w:hyperlink>
-      </w:r>
-      <w:r>
-        <w:rPr>
-          <w:u w:val="single" w:color="0000ff"/>
-          <w:rFonts w:ascii="Charis SIL Regular" w:hAnsi="Charis SIL Regular" w:eastAsia="Charis SIL Regular"/>
-          <w:b w:val="0"/>
-          <w:i w:val="0"/>
-          <w:color w:val="000000"/>
-          <w:sz w:val="24"/>
-        </w:rPr>
-        <w:hyperlink r:id="rId25" w:history="1">
-          <w:r>
-            <w:rPr>
-              <w:rStyle w:val="Hyperlink"/>
-            </w:rPr>
-            <w:t>e</w:t>
-          </w:r>
-        </w:hyperlink>
-      </w:r>
-      <w:r>
-        <w:rPr>
-          <w:rFonts w:ascii="Charis SIL Regular" w:hAnsi="Charis SIL Regular" w:eastAsia="Charis SIL Regular"/>
-          <w:b w:val="0"/>
-          <w:i w:val="0"/>
-          <w:color w:val="000000"/>
-          <w:sz w:val="24"/>
-        </w:rPr>
-        <w:t>vatte</w:t>
+        <w:t>materiaal voor herkomstonderzoek bevatte</w:t>
       </w:r>
       <w:r>
         <w:rPr>

--- a/EXPORTS/DOCX/published/niveau3/Dutch/ZeeuwschGenootschap.docx
+++ b/EXPORTS/DOCX/published/niveau3/Dutch/ZeeuwschGenootschap.docx
@@ -638,39 +638,13 @@
       </w:r>
       <w:r>
         <w:rPr>
-          <w:u w:val="single" w:color="0000ff"/>
           <w:rFonts w:ascii="Charis SIL Regular" w:hAnsi="Charis SIL Regular" w:eastAsia="Charis SIL Regular"/>
           <w:b w:val="0"/>
           <w:i w:val="0"/>
           <w:color w:val="000000"/>
           <w:sz w:val="24"/>
         </w:rPr>
-        <w:hyperlink r:id="rId10" w:history="1">
-          <w:r>
-            <w:rPr>
-              <w:rStyle w:val="Hyperlink"/>
-            </w:rPr>
-            <w:t>j</w:t>
-          </w:r>
-        </w:hyperlink>
-      </w:r>
-      <w:r>
-        <w:rPr>
-          <w:u w:val="single" w:color="0000ff"/>
-          <w:rFonts w:ascii="Charis SIL Regular" w:hAnsi="Charis SIL Regular" w:eastAsia="Charis SIL Regular"/>
-          <w:b w:val="0"/>
-          <w:i w:val="0"/>
-          <w:color w:val="000000"/>
-          <w:sz w:val="24"/>
-        </w:rPr>
-        <w:hyperlink r:id="rId10" w:history="1">
-          <w:r>
-            <w:rPr>
-              <w:rStyle w:val="Hyperlink"/>
-            </w:rPr>
-            <w:t xml:space="preserve"> het </w:t>
-          </w:r>
-        </w:hyperlink>
+        <w:t xml:space="preserve">j het </w:t>
       </w:r>
       <w:r>
         <w:rPr>
@@ -681,7 +655,7 @@
           <w:sz w:val="24"/>
           <w:u w:val="single"/>
         </w:rPr>
-        <w:hyperlink r:id="rId10" w:history="1">
+        <w:hyperlink r:id="rId12" w:history="1">
           <w:r>
             <w:rPr>
               <w:rStyle w:val="Hyperlink"/>
@@ -697,8 +671,45 @@
           <w:i w:val="0"/>
           <w:color w:val="0000FF"/>
           <w:sz w:val="24"/>
-        </w:rPr>
-        <w:t>ws Arc</w:t>
+          <w:u w:val="single"/>
+        </w:rPr>
+        <w:hyperlink r:id="rId12" w:history="1">
+          <w:r>
+            <w:rPr>
+              <w:rStyle w:val="Hyperlink"/>
+            </w:rPr>
+            <w:t>ws</w:t>
+          </w:r>
+        </w:hyperlink>
+      </w:r>
+      <w:r>
+        <w:rPr>
+          <w:rFonts w:ascii="Charis SIL Regular" w:hAnsi="Charis SIL Regular" w:eastAsia="Charis SIL Regular"/>
+          <w:b w:val="0"/>
+          <w:i w:val="0"/>
+          <w:color w:val="0000FF"/>
+          <w:sz w:val="24"/>
+          <w:u w:val="single"/>
+        </w:rPr>
+        <w:t xml:space="preserve"> </w:t>
+      </w:r>
+      <w:r>
+        <w:rPr>
+          <w:rFonts w:ascii="Charis SIL Regular" w:hAnsi="Charis SIL Regular" w:eastAsia="Charis SIL Regular"/>
+          <w:b w:val="0"/>
+          <w:i w:val="0"/>
+          <w:color w:val="0000FF"/>
+          <w:sz w:val="24"/>
+          <w:u w:val="single"/>
+        </w:rPr>
+        <w:hyperlink r:id="rId12" w:history="1">
+          <w:r>
+            <w:rPr>
+              <w:rStyle w:val="Hyperlink"/>
+            </w:rPr>
+            <w:t>Arc</w:t>
+          </w:r>
+        </w:hyperlink>
       </w:r>
       <w:r>
         <w:rPr>
@@ -765,13 +776,67 @@
       </w:r>
       <w:r>
         <w:rPr>
+          <w:u w:val="single" w:color="0000ff"/>
           <w:rFonts w:ascii="Charis SIL Regular" w:hAnsi="Charis SIL Regular" w:eastAsia="Charis SIL Regular"/>
           <w:b w:val="0"/>
           <w:i w:val="0"/>
           <w:color w:val="000000"/>
           <w:sz w:val="24"/>
         </w:rPr>
-        <w:t xml:space="preserve">en handschriften vind je bij de </w:t>
+        <w:hyperlink r:id="rId11" w:history="1">
+          <w:r>
+            <w:rPr>
+              <w:rStyle w:val="Hyperlink"/>
+            </w:rPr>
+            <w:t>en hands</w:t>
+          </w:r>
+        </w:hyperlink>
+      </w:r>
+      <w:r>
+        <w:rPr>
+          <w:u w:val="single" w:color="0000ff"/>
+          <w:rFonts w:ascii="Charis SIL Regular" w:hAnsi="Charis SIL Regular" w:eastAsia="Charis SIL Regular"/>
+          <w:b w:val="0"/>
+          <w:i w:val="0"/>
+          <w:color w:val="000000"/>
+          <w:sz w:val="24"/>
+        </w:rPr>
+        <w:hyperlink r:id="rId11" w:history="1">
+          <w:r>
+            <w:rPr>
+              <w:rStyle w:val="Hyperlink"/>
+            </w:rPr>
+            <w:t>c</w:t>
+          </w:r>
+        </w:hyperlink>
+      </w:r>
+      <w:r>
+        <w:rPr>
+          <w:u w:val="single" w:color="0000ff"/>
+          <w:rFonts w:ascii="Charis SIL Regular" w:hAnsi="Charis SIL Regular" w:eastAsia="Charis SIL Regular"/>
+          <w:b w:val="0"/>
+          <w:i w:val="0"/>
+          <w:color w:val="000000"/>
+          <w:sz w:val="24"/>
+        </w:rPr>
+        <w:hyperlink r:id="rId11" w:history="1">
+          <w:r>
+            <w:rPr>
+              <w:rStyle w:val="Hyperlink"/>
+            </w:rPr>
+            <w:t>hriften vin</w:t>
+          </w:r>
+        </w:hyperlink>
+      </w:r>
+      <w:r>
+        <w:rPr>
+          <w:rFonts w:ascii="Charis SIL Regular" w:hAnsi="Charis SIL Regular" w:eastAsia="Charis SIL Regular"/>
+          <w:b w:val="0"/>
+          <w:i w:val="0"/>
+          <w:color w:val="000000"/>
+          <w:sz w:val="24"/>
+        </w:rPr>
+        <w:t xml:space="preserve">d je bij de </w:t>
       </w:r>
       <w:r>
         <w:rPr>
@@ -782,7 +847,7 @@
           <w:sz w:val="24"/>
           <w:u w:val="single"/>
         </w:rPr>
-        <w:hyperlink r:id="rId12" w:history="1">
+        <w:hyperlink r:id="rId13" w:history="1">
           <w:r>
             <w:rPr>
               <w:rStyle w:val="Hyperlink"/>
@@ -811,7 +876,7 @@
           <w:sz w:val="24"/>
           <w:u w:val="single"/>
         </w:rPr>
-        <w:hyperlink r:id="rId12" w:history="1">
+        <w:hyperlink r:id="rId13" w:history="1">
           <w:r>
             <w:rPr>
               <w:rStyle w:val="Hyperlink"/>
@@ -839,7 +904,7 @@
           <w:color w:val="000000"/>
           <w:sz w:val="24"/>
         </w:rPr>
-        <w:hyperlink r:id="rId13" w:history="1">
+        <w:hyperlink r:id="rId12" w:history="1">
           <w:r>
             <w:rPr>
               <w:rStyle w:val="Hyperlink"/>
@@ -868,7 +933,7 @@
           <w:color w:val="000000"/>
           <w:sz w:val="24"/>
         </w:rPr>
-        <w:hyperlink r:id="rId13" w:history="1">
+        <w:hyperlink r:id="rId12" w:history="1">
           <w:r>
             <w:rPr>
               <w:rStyle w:val="Hyperlink"/>
@@ -917,7 +982,7 @@
           <w:color w:val="000000"/>
           <w:sz w:val="24"/>
         </w:rPr>
-        <w:hyperlink r:id="rId12" w:history="1">
+        <w:hyperlink r:id="rId13" w:history="1">
           <w:r>
             <w:rPr>
               <w:rStyle w:val="Hyperlink"/>
@@ -935,7 +1000,7 @@
           <w:color w:val="000000"/>
           <w:sz w:val="24"/>
         </w:rPr>
-        <w:hyperlink r:id="rId12" w:history="1">
+        <w:hyperlink r:id="rId13" w:history="1">
           <w:r>
             <w:rPr>
               <w:rStyle w:val="Hyperlink"/>
@@ -2020,7 +2085,7 @@
           <w:sz w:val="24"/>
           <w:u w:val="single"/>
         </w:rPr>
-        <w:hyperlink r:id="rId13" w:history="1">
+        <w:hyperlink r:id="rId12" w:history="1">
           <w:r>
             <w:rPr>
               <w:rStyle w:val="Hyperlink"/>
@@ -2049,7 +2114,7 @@
           <w:sz w:val="24"/>
           <w:u w:val="single"/>
         </w:rPr>
-        <w:hyperlink r:id="rId13" w:history="1">
+        <w:hyperlink r:id="rId12" w:history="1">
           <w:r>
             <w:rPr>
               <w:rStyle w:val="Hyperlink"/>
@@ -2260,7 +2325,7 @@
           <w:color w:val="000000"/>
           <w:sz w:val="24"/>
         </w:rPr>
-        <w:hyperlink r:id="rId13" w:history="1">
+        <w:hyperlink r:id="rId12" w:history="1">
           <w:r>
             <w:rPr>
               <w:rStyle w:val="Hyperlink"/>
@@ -2289,7 +2354,7 @@
           <w:color w:val="000000"/>
           <w:sz w:val="24"/>
         </w:rPr>
-        <w:hyperlink r:id="rId13" w:history="1">
+        <w:hyperlink r:id="rId12" w:history="1">
           <w:r>
             <w:rPr>
               <w:rStyle w:val="Hyperlink"/>
@@ -2733,13 +2798,85 @@
       </w:r>
       <w:r>
         <w:rPr>
+          <w:u w:val="single" w:color="0000ff"/>
           <w:rFonts w:ascii="Charis SIL Regular" w:hAnsi="Charis SIL Regular" w:eastAsia="Charis SIL Regular"/>
           <w:b w:val="0"/>
           <w:i w:val="0"/>
           <w:color w:val="000000"/>
           <w:sz w:val="24"/>
         </w:rPr>
-        <w:t>materiaal voor herkomstonderzoek bevatte</w:t>
+        <w:hyperlink r:id="rId24" w:history="1">
+          <w:r>
+            <w:rPr>
+              <w:rStyle w:val="Hyperlink"/>
+            </w:rPr>
+            <w:t>materiaal voor herkom</w:t>
+          </w:r>
+        </w:hyperlink>
+      </w:r>
+      <w:r>
+        <w:rPr>
+          <w:rFonts w:ascii="Charis SIL Regular" w:hAnsi="Charis SIL Regular" w:eastAsia="Charis SIL Regular"/>
+          <w:b w:val="0"/>
+          <w:i w:val="0"/>
+          <w:color w:val="000000"/>
+          <w:sz w:val="24"/>
+        </w:rPr>
+        <w:t>stonder</w:t>
+      </w:r>
+      <w:r>
+        <w:rPr>
+          <w:u w:val="single" w:color="0000ff"/>
+          <w:rFonts w:ascii="Charis SIL Regular" w:hAnsi="Charis SIL Regular" w:eastAsia="Charis SIL Regular"/>
+          <w:b w:val="0"/>
+          <w:i w:val="0"/>
+          <w:color w:val="000000"/>
+          <w:sz w:val="24"/>
+        </w:rPr>
+        <w:hyperlink r:id="rId25" w:history="1">
+          <w:r>
+            <w:rPr>
+              <w:rStyle w:val="Hyperlink"/>
+            </w:rPr>
+            <w:t>zoek b</w:t>
+          </w:r>
+        </w:hyperlink>
+      </w:r>
+      <w:r>
+        <w:rPr>
+          <w:u w:val="single" w:color="0000ff"/>
+          <w:rFonts w:ascii="Charis SIL Regular" w:hAnsi="Charis SIL Regular" w:eastAsia="Charis SIL Regular"/>
+          <w:b w:val="0"/>
+          <w:i w:val="0"/>
+          <w:color w:val="000000"/>
+          <w:sz w:val="24"/>
+        </w:rPr>
+        <w:hyperlink r:id="rId25" w:history="1">
+          <w:r>
+            <w:rPr>
+              <w:rStyle w:val="Hyperlink"/>
+            </w:rPr>
+            <w:t>e</w:t>
+          </w:r>
+        </w:hyperlink>
+      </w:r>
+      <w:r>
+        <w:rPr>
+          <w:u w:val="single" w:color="0000ff"/>
+          <w:rFonts w:ascii="Charis SIL Regular" w:hAnsi="Charis SIL Regular" w:eastAsia="Charis SIL Regular"/>
+          <w:b w:val="0"/>
+          <w:i w:val="0"/>
+          <w:color w:val="000000"/>
+          <w:sz w:val="24"/>
+        </w:rPr>
+        <w:hyperlink r:id="rId25" w:history="1">
+          <w:r>
+            <w:rPr>
+              <w:rStyle w:val="Hyperlink"/>
+            </w:rPr>
+            <w:t>vatte</w:t>
+          </w:r>
+        </w:hyperlink>
       </w:r>
       <w:r>
         <w:rPr>
